--- a/public/templates/ket-qua-thncd/M165. Phieu thong tin nguoi chap hanh xong hinh phat tu.docx
+++ b/public/templates/ket-qua-thncd/M165. Phieu thong tin nguoi chap hanh xong hinh phat tu.docx
@@ -1,6 +1,6 @@
 
 <file path=word/document.xml><?xml version="1.0" encoding="utf-8"?>
-<w:document xmlns:wpc="http://schemas.microsoft.com/office/word/2010/wordprocessingCanvas" xmlns:cx="http://schemas.microsoft.com/office/drawing/2014/chartex" xmlns:mc="http://schemas.openxmlformats.org/markup-compatibility/2006" xmlns:o="urn:schemas-microsoft-com:office:office" xmlns:r="http://schemas.openxmlformats.org/officeDocument/2006/relationships" xmlns:m="http://schemas.openxmlformats.org/officeDocument/2006/math" xmlns:v="urn:schemas-microsoft-com:vml" xmlns:wp14="http://schemas.microsoft.com/office/word/2010/wordprocessingDrawing" xmlns:wp="http://schemas.openxmlformats.org/drawingml/2006/wordprocessingDrawing" xmlns:w10="urn:schemas-microsoft-com:office:word" xmlns:w="http://schemas.openxmlformats.org/wordprocessingml/2006/main" xmlns:w14="http://schemas.microsoft.com/office/word/2010/wordml" xmlns:w15="http://schemas.microsoft.com/office/word/2012/wordml" xmlns:w16se="http://schemas.microsoft.com/office/word/2015/wordml/symex" xmlns:wpg="http://schemas.microsoft.com/office/word/2010/wordprocessingGroup" xmlns:wpi="http://schemas.microsoft.com/office/word/2010/wordprocessingInk" xmlns:wne="http://schemas.microsoft.com/office/word/2006/wordml" xmlns:wps="http://schemas.microsoft.com/office/word/2010/wordprocessingShape" mc:Ignorable="w14 w15 w16se wp14">
+<w:document xmlns:wpc="http://schemas.microsoft.com/office/word/2010/wordprocessingCanvas" xmlns:cx="http://schemas.microsoft.com/office/drawing/2014/chartex" xmlns:cx1="http://schemas.microsoft.com/office/drawing/2015/9/8/chartex" xmlns:cx2="http://schemas.microsoft.com/office/drawing/2015/10/21/chartex" xmlns:cx3="http://schemas.microsoft.com/office/drawing/2016/5/9/chartex" xmlns:cx4="http://schemas.microsoft.com/office/drawing/2016/5/10/chartex" xmlns:cx5="http://schemas.microsoft.com/office/drawing/2016/5/11/chartex" xmlns:cx6="http://schemas.microsoft.com/office/drawing/2016/5/12/chartex" xmlns:cx7="http://schemas.microsoft.com/office/drawing/2016/5/13/chartex" xmlns:cx8="http://schemas.microsoft.com/office/drawing/2016/5/14/chartex" xmlns:mc="http://schemas.openxmlformats.org/markup-compatibility/2006" xmlns:aink="http://schemas.microsoft.com/office/drawing/2016/ink" xmlns:am3d="http://schemas.microsoft.com/office/drawing/2017/model3d" xmlns:o="urn:schemas-microsoft-com:office:office" xmlns:oel="http://schemas.microsoft.com/office/2019/extlst" xmlns:r="http://schemas.openxmlformats.org/officeDocument/2006/relationships" xmlns:m="http://schemas.openxmlformats.org/officeDocument/2006/math" xmlns:v="urn:schemas-microsoft-com:vml" xmlns:wp14="http://schemas.microsoft.com/office/word/2010/wordprocessingDrawing" xmlns:wp="http://schemas.openxmlformats.org/drawingml/2006/wordprocessingDrawing" xmlns:w10="urn:schemas-microsoft-com:office:word" xmlns:w="http://schemas.openxmlformats.org/wordprocessingml/2006/main" xmlns:w14="http://schemas.microsoft.com/office/word/2010/wordml" xmlns:w15="http://schemas.microsoft.com/office/word/2012/wordml" xmlns:w16cex="http://schemas.microsoft.com/office/word/2018/wordml/cex" xmlns:w16cid="http://schemas.microsoft.com/office/word/2016/wordml/cid" xmlns:w16="http://schemas.microsoft.com/office/word/2018/wordml" xmlns:w16du="http://schemas.microsoft.com/office/word/2023/wordml/word16du" xmlns:w16sdtdh="http://schemas.microsoft.com/office/word/2020/wordml/sdtdatahash" xmlns:w16sdtfl="http://schemas.microsoft.com/office/word/2024/wordml/sdtformatlock" xmlns:w16se="http://schemas.microsoft.com/office/word/2015/wordml/symex" xmlns:wpg="http://schemas.microsoft.com/office/word/2010/wordprocessingGroup" xmlns:wpi="http://schemas.microsoft.com/office/word/2010/wordprocessingInk" xmlns:wne="http://schemas.microsoft.com/office/word/2006/wordml" xmlns:wps="http://schemas.microsoft.com/office/word/2010/wordprocessingShape" mc:Ignorable="w14 w15 w16se w16cid w16 w16cex w16sdtdh w16sdtfl w16du wp14">
   <w:body>
     <w:tbl>
       <w:tblPr>
@@ -29,31 +29,7 @@
               <w:rPr>
                 <w:sz w:val="26"/>
               </w:rPr>
-              <w:t xml:space="preserve">CÔNG AN THÀNH PHỐ ĐỒNG NAI</w:t>
-            </w:r>
-            <w:r>
-              <w:rPr>
-                <w:sz w:val="26"/>
-              </w:rPr>
-              <w:t xml:space="preserve"/>
-            </w:r>
-            <w:r>
-              <w:rPr>
-                <w:sz w:val="26"/>
-              </w:rPr>
-              <w:t xml:space="preserve"/>
-            </w:r>
-            <w:r>
-              <w:rPr>
-                <w:sz w:val="26"/>
-              </w:rPr>
-              <w:t xml:space="preserve"/>
-            </w:r>
-            <w:r>
-              <w:rPr>
-                <w:sz w:val="26"/>
-              </w:rPr>
-              <w:t xml:space="preserve"/>
+              <w:t>CÔNG AN THÀNH PHỐ ĐỒNG NAI</w:t>
             </w:r>
           </w:p>
           <w:p>
@@ -162,8 +138,8 @@
                 <w:noProof/>
                 <w:sz w:val="26"/>
               </w:rPr>
-              <w:pict>
-                <v:line id="_x0000_s1032" style="position:absolute;left:0;text-align:left;z-index:251655680;mso-position-horizontal-relative:text;mso-position-vertical-relative:text" from="37.65pt,1.5pt" to="85.65pt,1.5pt"/>
+              <w:pict w14:anchorId="6C07EB39">
+                <v:line id="_x0000_s2056" style="position:absolute;left:0;text-align:left;z-index:1;mso-position-horizontal-relative:text;mso-position-vertical-relative:text" from="37.65pt,1.5pt" to="85.65pt,1.5pt"/>
               </w:pict>
             </w:r>
           </w:p>
@@ -204,8 +180,8 @@
                 <w:sz w:val="20"/>
                 <w:szCs w:val="20"/>
               </w:rPr>
-              <w:pict>
-                <v:line id="_x0000_s1033" style="position:absolute;left:0;text-align:left;flip:y;z-index:251656704;mso-position-horizontal-relative:text;mso-position-vertical-relative:text" from="62.5pt,1.5pt" to="232.8pt,1.5pt"/>
+              <w:pict w14:anchorId="06D7E019">
+                <v:line id="_x0000_s2057" style="position:absolute;left:0;text-align:left;flip:y;z-index:2;mso-position-horizontal-relative:text;mso-position-vertical-relative:text" from="62.5pt,1.5pt" to="232.8pt,1.5pt"/>
               </w:pict>
             </w:r>
           </w:p>
@@ -226,13 +202,13 @@
           <w:b/>
           <w:noProof/>
         </w:rPr>
-        <w:pict>
+        <w:pict w14:anchorId="22BCD243">
           <v:shapetype id="_x0000_t202" coordsize="21600,21600" o:spt="202" path="m,l,21600r21600,l21600,xe">
             <v:stroke joinstyle="miter"/>
             <v:path gradientshapeok="t" o:connecttype="rect"/>
           </v:shapetype>
-          <v:shape id="_x0000_s1043" type="#_x0000_t202" style="position:absolute;left:0;text-align:left;margin-left:285.6pt;margin-top:-86.05pt;width:166.1pt;height:20.45pt;z-index:251658752;mso-position-horizontal-relative:text;mso-position-vertical-relative:text" filled="f" stroked="f">
-            <v:textbox style="mso-next-textbox:#_x0000_s1043" inset="0,0,0,0">
+          <v:shape id="_x0000_s2067" type="#_x0000_t202" style="position:absolute;left:0;text-align:left;margin-left:285.6pt;margin-top:-86.05pt;width:166.1pt;height:20.45pt;z-index:4;mso-position-horizontal-relative:text;mso-position-vertical-relative:text" filled="f" stroked="f">
+            <v:textbox style="mso-next-textbox:#_x0000_s2067" inset="0,0,0,0">
               <w:txbxContent>
                 <w:p>
                   <w:pPr>
@@ -528,8 +504,8 @@
           <w:sz w:val="28"/>
           <w:szCs w:val="28"/>
         </w:rPr>
-        <w:pict>
-          <v:line id="_x0000_s1042" style="position:absolute;left:0;text-align:left;z-index:251657728" from="150.65pt,1.25pt" to="303.65pt,1.25pt"/>
+        <w:pict w14:anchorId="40DB0A23">
+          <v:line id="_x0000_s2066" style="position:absolute;left:0;text-align:left;z-index:3" from="150.65pt,1.25pt" to="303.65pt,1.25pt"/>
         </w:pict>
       </w:r>
     </w:p>
@@ -538,7 +514,7 @@
         <w:spacing w:before="20" w:after="20" w:line="360" w:lineRule="exact"/>
         <w:jc w:val="both"/>
         <w:rPr>
-          <w:sz w:val="18"/>
+          <w:sz w:val="26"/>
           <w:szCs w:val="26"/>
         </w:rPr>
       </w:pPr>
@@ -558,60 +534,25 @@
       </w:r>
       <w:r>
         <w:rPr>
-          <w:sz w:val="20"/>
-          <w:szCs w:val="20"/>
+          <w:sz w:val="26"/>
+          <w:szCs w:val="26"/>
         </w:rPr>
         <w:t>:</w:t>
       </w:r>
       <w:r>
         <w:rPr>
-          <w:sz w:val="20"/>
-          <w:szCs w:val="20"/>
-        </w:rPr>
-        <w:t xml:space="preserve"/>
-      </w:r>
-      <w:r>
-        <w:rPr>
-          <w:sz w:val="20"/>
-          <w:szCs w:val="20"/>
+          <w:sz w:val="26"/>
+          <w:szCs w:val="26"/>
+        </w:rPr>
+        <w:t xml:space="preserve"> </w:t>
+      </w:r>
+      <w:r>
+        <w:rPr>
+          <w:sz w:val="26"/>
+          <w:szCs w:val="26"/>
           <w:highlight w:val="yellow"/>
         </w:rPr>
-        <w:t xml:space="preserve"> {HOTEN}</w:t>
-      </w:r>
-      <w:r>
-        <w:rPr>
-          <w:sz w:val="20"/>
-          <w:szCs w:val="20"/>
-        </w:rPr>
-        <w:t xml:space="preserve"/>
-      </w:r>
-      <w:r>
-        <w:rPr>
-          <w:sz w:val="20"/>
-          <w:szCs w:val="20"/>
-        </w:rPr>
-        <w:t xml:space="preserve"/>
-      </w:r>
-      <w:r>
-        <w:rPr>
-          <w:sz w:val="20"/>
-          <w:szCs w:val="20"/>
-        </w:rPr>
-        <w:t xml:space="preserve"/>
-      </w:r>
-      <w:r>
-        <w:rPr>
-          <w:sz w:val="20"/>
-          <w:szCs w:val="20"/>
-        </w:rPr>
-        <w:t xml:space="preserve"/>
-      </w:r>
-      <w:r>
-        <w:rPr>
-          <w:sz w:val="20"/>
-          <w:szCs w:val="20"/>
-        </w:rPr>
-        <w:t xml:space="preserve"/>
+        <w:t>{HOTEN}</w:t>
       </w:r>
     </w:p>
     <w:p>
@@ -632,39 +573,18 @@
       </w:r>
       <w:r>
         <w:rPr>
-          <w:sz w:val="18"/>
-          <w:szCs w:val="26"/>
-        </w:rPr>
-        <w:t xml:space="preserve"/>
-      </w:r>
-      <w:r>
-        <w:rPr>
-          <w:sz w:val="18"/>
+          <w:sz w:val="26"/>
+          <w:szCs w:val="26"/>
+        </w:rPr>
+        <w:t xml:space="preserve"> </w:t>
+      </w:r>
+      <w:r>
+        <w:rPr>
+          <w:sz w:val="26"/>
           <w:szCs w:val="26"/>
           <w:highlight w:val="yellow"/>
         </w:rPr>
-        <w:t xml:space="preserve"> {TENKHAC}</w:t>
-      </w:r>
-      <w:r>
-        <w:rPr>
-          <w:sz w:val="18"/>
-          <w:szCs w:val="26"/>
-        </w:rPr>
-        <w:t xml:space="preserve"/>
-      </w:r>
-      <w:r>
-        <w:rPr>
-          <w:sz w:val="18"/>
-          <w:szCs w:val="26"/>
-        </w:rPr>
-        <w:t xml:space="preserve"/>
-      </w:r>
-      <w:r>
-        <w:rPr>
-          <w:sz w:val="18"/>
-          <w:szCs w:val="26"/>
-        </w:rPr>
-        <w:t xml:space="preserve"/>
+        <w:t>{TENKHAC}</w:t>
       </w:r>
     </w:p>
     <w:p>
@@ -702,7 +622,7 @@
           <w:sz w:val="26"/>
           <w:szCs w:val="26"/>
         </w:rPr>
-        <w:t xml:space="preserve">Giới tính:</w:t>
+        <w:t>Giới tính:</w:t>
       </w:r>
       <w:r>
         <w:rPr>
@@ -714,13 +634,6 @@
       </w:r>
       <w:r>
         <w:rPr>
-          <w:sz w:val="20"/>
-          <w:szCs w:val="20"/>
-        </w:rPr>
-        <w:t xml:space="preserve"/>
-      </w:r>
-      <w:r>
-        <w:rPr>
           <w:sz w:val="26"/>
           <w:szCs w:val="26"/>
         </w:rPr>
@@ -779,25 +692,9 @@
         <w:rPr>
           <w:sz w:val="26"/>
           <w:szCs w:val="26"/>
-        </w:rPr>
-        <w:t xml:space="preserve"/>
-      </w:r>
-      <w:r>
-        <w:rPr>
-          <w:sz w:val="26"/>
-          <w:szCs w:val="26"/>
           <w:highlight w:val="yellow"/>
         </w:rPr>
         <w:t xml:space="preserve"> {NGAYSINH}/{THANGSINH}/{NAMSINH}</w:t>
-      </w:r>
-      <w:r>
-        <w:rPr>
-          <w:bCs/>
-          <w:color w:val="000000"/>
-          <w:sz w:val="20"/>
-          <w:szCs w:val="20"/>
-        </w:rPr>
-        <w:t xml:space="preserve"/>
       </w:r>
     </w:p>
     <w:p>
@@ -835,7 +732,7 @@
           <w:sz w:val="26"/>
           <w:szCs w:val="26"/>
         </w:rPr>
-        <w:t xml:space="preserve">:</w:t>
+        <w:t>:</w:t>
       </w:r>
       <w:r>
         <w:rPr>
@@ -844,34 +741,6 @@
           <w:highlight w:val="yellow"/>
         </w:rPr>
         <w:t xml:space="preserve"> {CCCD}</w:t>
-      </w:r>
-      <w:r>
-        <w:rPr>
-          <w:sz w:val="20"/>
-          <w:szCs w:val="20"/>
-        </w:rPr>
-        <w:t xml:space="preserve"/>
-      </w:r>
-      <w:r>
-        <w:rPr>
-          <w:sz w:val="20"/>
-          <w:szCs w:val="20"/>
-        </w:rPr>
-        <w:t xml:space="preserve"/>
-      </w:r>
-      <w:r>
-        <w:rPr>
-          <w:sz w:val="20"/>
-          <w:szCs w:val="20"/>
-        </w:rPr>
-        <w:t xml:space="preserve"/>
-      </w:r>
-      <w:r>
-        <w:rPr>
-          <w:sz w:val="20"/>
-          <w:szCs w:val="20"/>
-        </w:rPr>
-        <w:t xml:space="preserve"/>
       </w:r>
     </w:p>
     <w:p>
@@ -888,7 +757,7 @@
           <w:sz w:val="26"/>
           <w:szCs w:val="26"/>
         </w:rPr>
-        <w:t xml:space="preserve">Ngày cấp:</w:t>
+        <w:t>Ngày cấp:</w:t>
       </w:r>
       <w:r>
         <w:rPr>
@@ -903,34 +772,6 @@
           <w:sz w:val="20"/>
           <w:szCs w:val="20"/>
         </w:rPr>
-        <w:t xml:space="preserve"/>
-      </w:r>
-      <w:r>
-        <w:rPr>
-          <w:sz w:val="26"/>
-          <w:szCs w:val="26"/>
-        </w:rPr>
-        <w:t xml:space="preserve"/>
-      </w:r>
-      <w:r>
-        <w:rPr>
-          <w:sz w:val="20"/>
-          <w:szCs w:val="20"/>
-        </w:rPr>
-        <w:t xml:space="preserve"/>
-      </w:r>
-      <w:r>
-        <w:rPr>
-          <w:sz w:val="26"/>
-          <w:szCs w:val="26"/>
-        </w:rPr>
-        <w:t xml:space="preserve"/>
-      </w:r>
-      <w:r>
-        <w:rPr>
-          <w:sz w:val="20"/>
-          <w:szCs w:val="20"/>
-        </w:rPr>
         <w:t xml:space="preserve">; </w:t>
       </w:r>
       <w:r>
@@ -944,30 +785,17 @@
         <w:rPr>
           <w:sz w:val="20"/>
           <w:szCs w:val="20"/>
-        </w:rPr>
-        <w:t xml:space="preserve"/>
-      </w:r>
-      <w:r>
-        <w:rPr>
-          <w:sz w:val="20"/>
-          <w:szCs w:val="20"/>
           <w:highlight w:val="yellow"/>
         </w:rPr>
-        <w:t xml:space="preserve"> {NOICAP}</w:t>
-      </w:r>
-      <w:r>
-        <w:rPr>
-          <w:sz w:val="20"/>
-          <w:szCs w:val="20"/>
-        </w:rPr>
-        <w:t xml:space="preserve"/>
-      </w:r>
-      <w:r>
-        <w:rPr>
-          <w:sz w:val="20"/>
-          <w:szCs w:val="20"/>
-        </w:rPr>
-        <w:t xml:space="preserve"/>
+        <w:t xml:space="preserve"> </w:t>
+      </w:r>
+      <w:r>
+        <w:rPr>
+          <w:sz w:val="28"/>
+          <w:szCs w:val="28"/>
+          <w:highlight w:val="yellow"/>
+        </w:rPr>
+        <w:t>{NOICAP}</w:t>
       </w:r>
     </w:p>
     <w:p>
@@ -1029,7 +857,7 @@
           <w:sz w:val="26"/>
           <w:szCs w:val="26"/>
         </w:rPr>
-        <w:t xml:space="preserve">quán:</w:t>
+        <w:t>quán:</w:t>
       </w:r>
       <w:r>
         <w:rPr>
@@ -1038,62 +866,6 @@
           <w:highlight w:val="yellow"/>
         </w:rPr>
         <w:t xml:space="preserve"> {QUEQUAN}</w:t>
-      </w:r>
-      <w:r>
-        <w:rPr>
-          <w:sz w:val="20"/>
-          <w:szCs w:val="20"/>
-        </w:rPr>
-        <w:t xml:space="preserve"/>
-      </w:r>
-      <w:r>
-        <w:rPr>
-          <w:sz w:val="20"/>
-          <w:szCs w:val="20"/>
-        </w:rPr>
-        <w:t xml:space="preserve"/>
-      </w:r>
-      <w:r>
-        <w:rPr>
-          <w:sz w:val="20"/>
-          <w:szCs w:val="20"/>
-        </w:rPr>
-        <w:t xml:space="preserve"/>
-      </w:r>
-      <w:r>
-        <w:rPr>
-          <w:sz w:val="20"/>
-          <w:szCs w:val="20"/>
-        </w:rPr>
-        <w:t xml:space="preserve"/>
-      </w:r>
-      <w:r>
-        <w:rPr>
-          <w:sz w:val="20"/>
-          <w:szCs w:val="20"/>
-        </w:rPr>
-        <w:t xml:space="preserve"/>
-      </w:r>
-      <w:r>
-        <w:rPr>
-          <w:sz w:val="20"/>
-          <w:szCs w:val="20"/>
-        </w:rPr>
-        <w:t xml:space="preserve"/>
-      </w:r>
-      <w:r>
-        <w:rPr>
-          <w:sz w:val="20"/>
-          <w:szCs w:val="20"/>
-        </w:rPr>
-        <w:t xml:space="preserve"/>
-      </w:r>
-      <w:r>
-        <w:rPr>
-          <w:sz w:val="20"/>
-          <w:szCs w:val="20"/>
-        </w:rPr>
-        <w:t xml:space="preserve"/>
       </w:r>
     </w:p>
     <w:p>
@@ -1117,7 +889,7 @@
           <w:sz w:val="26"/>
           <w:szCs w:val="26"/>
         </w:rPr>
-        <w:t xml:space="preserve">Nơi ĐKTT:</w:t>
+        <w:t>Nơi ĐKTT:</w:t>
       </w:r>
       <w:r>
         <w:rPr>
@@ -1126,41 +898,6 @@
           <w:highlight w:val="yellow"/>
         </w:rPr>
         <w:t xml:space="preserve"> {NOITHTRU}</w:t>
-      </w:r>
-      <w:r>
-        <w:rPr>
-          <w:sz w:val="20"/>
-          <w:szCs w:val="20"/>
-        </w:rPr>
-        <w:t xml:space="preserve"/>
-      </w:r>
-      <w:r>
-        <w:rPr>
-          <w:sz w:val="20"/>
-          <w:szCs w:val="20"/>
-        </w:rPr>
-        <w:t xml:space="preserve"/>
-      </w:r>
-      <w:r>
-        <w:rPr>
-          <w:sz w:val="20"/>
-          <w:szCs w:val="20"/>
-        </w:rPr>
-        <w:t xml:space="preserve"/>
-      </w:r>
-      <w:r>
-        <w:rPr>
-          <w:sz w:val="20"/>
-          <w:szCs w:val="20"/>
-        </w:rPr>
-        <w:t xml:space="preserve"/>
-      </w:r>
-      <w:r>
-        <w:rPr>
-          <w:sz w:val="20"/>
-          <w:szCs w:val="20"/>
-        </w:rPr>
-        <w:t xml:space="preserve"/>
       </w:r>
     </w:p>
     <w:p>
@@ -1184,7 +921,7 @@
           <w:sz w:val="26"/>
           <w:szCs w:val="26"/>
         </w:rPr>
-        <w:t xml:space="preserve">Nơi cư trú hiện nay:</w:t>
+        <w:t>Nơi cư trú hiện nay:</w:t>
       </w:r>
       <w:r>
         <w:rPr>
@@ -1193,48 +930,6 @@
           <w:highlight w:val="yellow"/>
         </w:rPr>
         <w:t xml:space="preserve"> {NOIOHIENTAI}</w:t>
-      </w:r>
-      <w:r>
-        <w:rPr>
-          <w:sz w:val="20"/>
-          <w:szCs w:val="20"/>
-        </w:rPr>
-        <w:t xml:space="preserve"/>
-      </w:r>
-      <w:r>
-        <w:rPr>
-          <w:sz w:val="20"/>
-          <w:szCs w:val="20"/>
-        </w:rPr>
-        <w:t xml:space="preserve"/>
-      </w:r>
-      <w:r>
-        <w:rPr>
-          <w:sz w:val="20"/>
-          <w:szCs w:val="20"/>
-        </w:rPr>
-        <w:t xml:space="preserve"/>
-      </w:r>
-      <w:r>
-        <w:rPr>
-          <w:sz w:val="20"/>
-          <w:szCs w:val="20"/>
-        </w:rPr>
-        <w:t xml:space="preserve"/>
-      </w:r>
-      <w:r>
-        <w:rPr>
-          <w:sz w:val="20"/>
-          <w:szCs w:val="20"/>
-        </w:rPr>
-        <w:t xml:space="preserve"/>
-      </w:r>
-      <w:r>
-        <w:rPr>
-          <w:sz w:val="20"/>
-          <w:szCs w:val="20"/>
-        </w:rPr>
-        <w:t xml:space="preserve"/>
       </w:r>
     </w:p>
     <w:p>
@@ -1265,7 +960,7 @@
           <w:sz w:val="26"/>
           <w:szCs w:val="26"/>
         </w:rPr>
-        <w:t xml:space="preserve">Dân tộc:</w:t>
+        <w:t>Dân tộc:</w:t>
       </w:r>
       <w:r>
         <w:rPr>
@@ -1277,13 +972,6 @@
       </w:r>
       <w:r>
         <w:rPr>
-          <w:sz w:val="20"/>
-          <w:szCs w:val="20"/>
-        </w:rPr>
-        <w:t xml:space="preserve"/>
-      </w:r>
-      <w:r>
-        <w:rPr>
           <w:sz w:val="26"/>
           <w:szCs w:val="26"/>
         </w:rPr>
@@ -1308,7 +996,7 @@
           <w:sz w:val="26"/>
           <w:szCs w:val="26"/>
         </w:rPr>
-        <w:t xml:space="preserve">Tôn giáo:</w:t>
+        <w:t>Tôn giáo:</w:t>
       </w:r>
       <w:r>
         <w:rPr>
@@ -1320,13 +1008,6 @@
       </w:r>
       <w:r>
         <w:rPr>
-          <w:sz w:val="20"/>
-          <w:szCs w:val="20"/>
-        </w:rPr>
-        <w:t xml:space="preserve"/>
-      </w:r>
-      <w:r>
-        <w:rPr>
           <w:sz w:val="26"/>
           <w:szCs w:val="26"/>
         </w:rPr>
@@ -1351,7 +1032,7 @@
           <w:sz w:val="26"/>
           <w:szCs w:val="26"/>
         </w:rPr>
-        <w:t xml:space="preserve">Học vấn:</w:t>
+        <w:t>Học vấn:</w:t>
       </w:r>
       <w:r>
         <w:rPr>
@@ -1360,13 +1041,6 @@
           <w:highlight w:val="yellow"/>
         </w:rPr>
         <w:t xml:space="preserve"> {TRINHDO}</w:t>
-      </w:r>
-      <w:r>
-        <w:rPr>
-          <w:sz w:val="20"/>
-          <w:szCs w:val="20"/>
-        </w:rPr>
-        <w:t xml:space="preserve"/>
       </w:r>
     </w:p>
     <w:p>
@@ -1549,7 +1223,7 @@
           <w:sz w:val="26"/>
           <w:szCs w:val="26"/>
         </w:rPr>
-        <w:t xml:space="preserve">Họ tên cha:</w:t>
+        <w:t>Họ tên cha:</w:t>
       </w:r>
       <w:r>
         <w:rPr>
@@ -1558,20 +1232,6 @@
           <w:highlight w:val="yellow"/>
         </w:rPr>
         <w:t xml:space="preserve"> {TENCHA}</w:t>
-      </w:r>
-      <w:r>
-        <w:rPr>
-          <w:sz w:val="20"/>
-          <w:szCs w:val="20"/>
-        </w:rPr>
-        <w:t xml:space="preserve"/>
-      </w:r>
-      <w:r>
-        <w:rPr>
-          <w:sz w:val="20"/>
-          <w:szCs w:val="20"/>
-        </w:rPr>
-        <w:t xml:space="preserve"/>
       </w:r>
       <w:r>
         <w:rPr>
@@ -1644,7 +1304,7 @@
           <w:sz w:val="26"/>
           <w:szCs w:val="26"/>
         </w:rPr>
-        <w:t xml:space="preserve">Họ tên mẹ:</w:t>
+        <w:t>Họ tên mẹ:</w:t>
       </w:r>
       <w:r>
         <w:rPr>
@@ -1653,27 +1313,6 @@
           <w:highlight w:val="yellow"/>
         </w:rPr>
         <w:t xml:space="preserve"> {TENME}</w:t>
-      </w:r>
-      <w:r>
-        <w:rPr>
-          <w:sz w:val="20"/>
-          <w:szCs w:val="20"/>
-        </w:rPr>
-        <w:t xml:space="preserve"/>
-      </w:r>
-      <w:r>
-        <w:rPr>
-          <w:sz w:val="20"/>
-          <w:szCs w:val="20"/>
-        </w:rPr>
-        <w:t xml:space="preserve"/>
-      </w:r>
-      <w:r>
-        <w:rPr>
-          <w:sz w:val="20"/>
-          <w:szCs w:val="20"/>
-        </w:rPr>
-        <w:t xml:space="preserve"/>
       </w:r>
       <w:r>
         <w:rPr>
@@ -2084,15 +1723,6 @@
           <w:color w:val="000000"/>
           <w:sz w:val="20"/>
           <w:szCs w:val="20"/>
-        </w:rPr>
-        <w:t xml:space="preserve"/>
-      </w:r>
-      <w:r>
-        <w:rPr>
-          <w:bCs/>
-          <w:color w:val="000000"/>
-          <w:sz w:val="20"/>
-          <w:szCs w:val="20"/>
           <w:highlight w:val="yellow"/>
         </w:rPr>
         <w:t xml:space="preserve"> {NGAYCHXAPT}/{THANGCHXAPT}/{NAMCHXAPT}</w:t>
@@ -2205,27 +1835,9 @@
           <w:color w:val="000000"/>
           <w:sz w:val="20"/>
           <w:szCs w:val="20"/>
-        </w:rPr>
-        <w:t xml:space="preserve"/>
-      </w:r>
-      <w:r>
-        <w:rPr>
-          <w:bCs/>
-          <w:color w:val="000000"/>
-          <w:sz w:val="20"/>
-          <w:szCs w:val="20"/>
           <w:highlight w:val="yellow"/>
         </w:rPr>
-        <w:t xml:space="preserve">{SOCHUNGNHAN}</w:t>
-      </w:r>
-      <w:r>
-        <w:rPr>
-          <w:bCs/>
-          <w:color w:val="000000"/>
-          <w:sz w:val="20"/>
-          <w:szCs w:val="20"/>
-        </w:rPr>
-        <w:t xml:space="preserve"/>
+        <w:t>{SOCHUNGNHAN}</w:t>
       </w:r>
       <w:r>
         <w:rPr>
@@ -2243,14 +1855,6 @@
           <w:szCs w:val="26"/>
         </w:rPr>
         <w:t>ngày</w:t>
-      </w:r>
-      <w:r>
-        <w:rPr>
-          <w:bCs/>
-          <w:color w:val="000000"/>
-          <w:szCs w:val="28"/>
-        </w:rPr>
-        <w:t xml:space="preserve"/>
       </w:r>
       <w:r>
         <w:rPr>
@@ -2260,15 +1864,6 @@
           <w:highlight w:val="yellow"/>
         </w:rPr>
         <w:t xml:space="preserve"> {NGAYCHUNGNHAN}/{THANGCHUNGNHAN}/{NAMCHUNGNHAN}</w:t>
-      </w:r>
-      <w:r>
-        <w:rPr>
-          <w:bCs/>
-          <w:color w:val="000000"/>
-          <w:sz w:val="20"/>
-          <w:szCs w:val="20"/>
-        </w:rPr>
-        <w:t xml:space="preserve"/>
       </w:r>
       <w:r>
         <w:rPr>
@@ -2327,7 +1922,7 @@
           <w:sz w:val="26"/>
           <w:szCs w:val="26"/>
         </w:rPr>
-        <w:t xml:space="preserve">:</w:t>
+        <w:t>:</w:t>
       </w:r>
       <w:r>
         <w:rPr>
@@ -2338,34 +1933,6 @@
           <w:highlight w:val="yellow"/>
         </w:rPr>
         <w:t xml:space="preserve"> {NOICAPGIAY}</w:t>
-      </w:r>
-      <w:r>
-        <w:rPr>
-          <w:sz w:val="20"/>
-          <w:szCs w:val="20"/>
-        </w:rPr>
-        <w:t xml:space="preserve"/>
-      </w:r>
-      <w:r>
-        <w:rPr>
-          <w:sz w:val="20"/>
-          <w:szCs w:val="20"/>
-        </w:rPr>
-        <w:t xml:space="preserve"/>
-      </w:r>
-      <w:r>
-        <w:rPr>
-          <w:sz w:val="20"/>
-          <w:szCs w:val="20"/>
-        </w:rPr>
-        <w:t xml:space="preserve"/>
-      </w:r>
-      <w:r>
-        <w:rPr>
-          <w:sz w:val="20"/>
-          <w:szCs w:val="20"/>
-        </w:rPr>
-        <w:t xml:space="preserve"/>
       </w:r>
     </w:p>
     <w:p>
@@ -2405,7 +1972,7 @@
         <w:rPr>
           <w:sz w:val="26"/>
         </w:rPr>
-        <w:t xml:space="preserve">:</w:t>
+        <w:t>:</w:t>
       </w:r>
       <w:r>
         <w:rPr>
@@ -2413,13 +1980,6 @@
           <w:highlight w:val="yellow"/>
         </w:rPr>
         <w:t xml:space="preserve"> {NGHIAVUDANSU}</w:t>
-      </w:r>
-      <w:r>
-        <w:rPr>
-          <w:sz w:val="20"/>
-          <w:szCs w:val="20"/>
-        </w:rPr>
-        <w:t xml:space="preserve"/>
       </w:r>
     </w:p>
     <w:p>
@@ -2455,6 +2015,7 @@
           <w:sz w:val="26"/>
           <w:szCs w:val="26"/>
         </w:rPr>
+        <w:lastRenderedPageBreak/>
         <w:t xml:space="preserve">18. Ngày </w:t>
       </w:r>
       <w:r>
@@ -2750,8 +2311,7 @@
           <w:sz w:val="26"/>
           <w:szCs w:val="26"/>
         </w:rPr>
-        <w:lastRenderedPageBreak/>
-        <w:t xml:space="preserve">Nghề nghiệp:</w:t>
+        <w:t>Nghề nghiệp:</w:t>
       </w:r>
       <w:r>
         <w:rPr>
@@ -2760,13 +2320,6 @@
           <w:highlight w:val="yellow"/>
         </w:rPr>
         <w:t xml:space="preserve"> {NGHENGHIEP}</w:t>
-      </w:r>
-      <w:r>
-        <w:rPr>
-          <w:sz w:val="20"/>
-          <w:szCs w:val="20"/>
-        </w:rPr>
-        <w:t xml:space="preserve"/>
       </w:r>
     </w:p>
     <w:p>
@@ -3841,36 +3394,28 @@
           <w:sz w:val="26"/>
           <w:szCs w:val="26"/>
         </w:rPr>
-        <w:t xml:space="preserve">- Nơi cấp:</w:t>
-      </w:r>
-      <w:r>
-        <w:rPr>
-          <w:sz w:val="26"/>
-          <w:szCs w:val="26"/>
-          <w:highlight w:val="yellow"/>
-        </w:rPr>
-        <w:t xml:space="preserve"> {NOICAP}</w:t>
-      </w:r>
-      <w:r>
-        <w:rPr>
-          <w:sz w:val="20"/>
-          <w:szCs w:val="20"/>
-        </w:rPr>
-        <w:t xml:space="preserve"/>
-      </w:r>
-      <w:r>
-        <w:rPr>
-          <w:sz w:val="20"/>
-          <w:szCs w:val="20"/>
-        </w:rPr>
-        <w:t xml:space="preserve"/>
-      </w:r>
-      <w:r>
-        <w:rPr>
-          <w:sz w:val="20"/>
-          <w:szCs w:val="20"/>
-        </w:rPr>
-        <w:t xml:space="preserve"/>
+        <w:t>- Nơi cấp:</w:t>
+      </w:r>
+      <w:r>
+        <w:rPr>
+          <w:sz w:val="26"/>
+          <w:szCs w:val="26"/>
+        </w:rPr>
+        <w:t xml:space="preserve"> </w:t>
+      </w:r>
+      <w:r>
+        <w:rPr>
+          <w:sz w:val="20"/>
+          <w:szCs w:val="20"/>
+        </w:rPr>
+        <w:t>……………………………………………………………………………...…</w:t>
+      </w:r>
+      <w:r>
+        <w:rPr>
+          <w:sz w:val="20"/>
+          <w:szCs w:val="20"/>
+        </w:rPr>
+        <w:t>....................................</w:t>
       </w:r>
     </w:p>
     <w:p>
@@ -4146,24 +3691,6 @@
             <w:r>
               <w:rPr>
                 <w:b/>
-              </w:rPr>
-              <w:t xml:space="preserve"/>
-            </w:r>
-            <w:r>
-              <w:rPr>
-                <w:b/>
-              </w:rPr>
-              <w:t xml:space="preserve"/>
-            </w:r>
-            <w:r>
-              <w:rPr>
-                <w:b/>
-              </w:rPr>
-              <w:t xml:space="preserve"/>
-            </w:r>
-            <w:r>
-              <w:rPr>
-                <w:b/>
                 <w:vertAlign w:val="superscript"/>
               </w:rPr>
               <w:t>(1)</w:t>
@@ -4393,8 +3920,9 @@
           <w:noProof/>
           <w:sz w:val="26"/>
         </w:rPr>
-        <w:pict>
-          <v:line id="_x0000_s1049" style="position:absolute;z-index:251659776" from="1.85pt,11.65pt" to="450pt,11.65pt"/>
+        <w:lastRenderedPageBreak/>
+        <w:pict w14:anchorId="2E20CA97">
+          <v:line id="_x0000_s2073" style="position:absolute;z-index:5" from="1.85pt,11.65pt" to="450pt,11.65pt"/>
         </w:pict>
       </w:r>
     </w:p>
@@ -5356,17 +4884,7 @@
           <w:iCs/>
           <w:lang w:eastAsia="vi-VN"/>
         </w:rPr>
-        <w:t>Ghi đủ thông tin về Căn c</w:t>
-      </w:r>
-      <w:bookmarkStart w:id="0" w:name="_GoBack"/>
-      <w:bookmarkEnd w:id="0"/>
-      <w:r>
-        <w:rPr>
-          <w:bCs/>
-          <w:iCs/>
-          <w:lang w:eastAsia="vi-VN"/>
-        </w:rPr>
-        <w:t>ước công dâ</w:t>
+        <w:t>Ghi đủ thông tin về Căn cước công dâ</w:t>
       </w:r>
       <w:r>
         <w:rPr>
@@ -6707,7 +6225,7 @@
 </file>
 
 <file path=word/endnotes.xml><?xml version="1.0" encoding="utf-8"?>
-<w:endnotes xmlns:wpc="http://schemas.microsoft.com/office/word/2010/wordprocessingCanvas" xmlns:cx="http://schemas.microsoft.com/office/drawing/2014/chartex" xmlns:mc="http://schemas.openxmlformats.org/markup-compatibility/2006" xmlns:o="urn:schemas-microsoft-com:office:office" xmlns:r="http://schemas.openxmlformats.org/officeDocument/2006/relationships" xmlns:m="http://schemas.openxmlformats.org/officeDocument/2006/math" xmlns:v="urn:schemas-microsoft-com:vml" xmlns:wp14="http://schemas.microsoft.com/office/word/2010/wordprocessingDrawing" xmlns:wp="http://schemas.openxmlformats.org/drawingml/2006/wordprocessingDrawing" xmlns:w10="urn:schemas-microsoft-com:office:word" xmlns:w="http://schemas.openxmlformats.org/wordprocessingml/2006/main" xmlns:w14="http://schemas.microsoft.com/office/word/2010/wordml" xmlns:w15="http://schemas.microsoft.com/office/word/2012/wordml" xmlns:w16se="http://schemas.microsoft.com/office/word/2015/wordml/symex" xmlns:wpg="http://schemas.microsoft.com/office/word/2010/wordprocessingGroup" xmlns:wpi="http://schemas.microsoft.com/office/word/2010/wordprocessingInk" xmlns:wne="http://schemas.microsoft.com/office/word/2006/wordml" xmlns:wps="http://schemas.microsoft.com/office/word/2010/wordprocessingShape" mc:Ignorable="w14 w15 w16se wp14">
+<w:endnotes xmlns:wpc="http://schemas.microsoft.com/office/word/2010/wordprocessingCanvas" xmlns:cx="http://schemas.microsoft.com/office/drawing/2014/chartex" xmlns:cx1="http://schemas.microsoft.com/office/drawing/2015/9/8/chartex" xmlns:cx2="http://schemas.microsoft.com/office/drawing/2015/10/21/chartex" xmlns:cx3="http://schemas.microsoft.com/office/drawing/2016/5/9/chartex" xmlns:cx4="http://schemas.microsoft.com/office/drawing/2016/5/10/chartex" xmlns:cx5="http://schemas.microsoft.com/office/drawing/2016/5/11/chartex" xmlns:cx6="http://schemas.microsoft.com/office/drawing/2016/5/12/chartex" xmlns:cx7="http://schemas.microsoft.com/office/drawing/2016/5/13/chartex" xmlns:cx8="http://schemas.microsoft.com/office/drawing/2016/5/14/chartex" xmlns:mc="http://schemas.openxmlformats.org/markup-compatibility/2006" xmlns:aink="http://schemas.microsoft.com/office/drawing/2016/ink" xmlns:am3d="http://schemas.microsoft.com/office/drawing/2017/model3d" xmlns:o="urn:schemas-microsoft-com:office:office" xmlns:oel="http://schemas.microsoft.com/office/2019/extlst" xmlns:r="http://schemas.openxmlformats.org/officeDocument/2006/relationships" xmlns:m="http://schemas.openxmlformats.org/officeDocument/2006/math" xmlns:v="urn:schemas-microsoft-com:vml" xmlns:wp14="http://schemas.microsoft.com/office/word/2010/wordprocessingDrawing" xmlns:wp="http://schemas.openxmlformats.org/drawingml/2006/wordprocessingDrawing" xmlns:w10="urn:schemas-microsoft-com:office:word" xmlns:w="http://schemas.openxmlformats.org/wordprocessingml/2006/main" xmlns:w14="http://schemas.microsoft.com/office/word/2010/wordml" xmlns:w15="http://schemas.microsoft.com/office/word/2012/wordml" xmlns:w16cex="http://schemas.microsoft.com/office/word/2018/wordml/cex" xmlns:w16cid="http://schemas.microsoft.com/office/word/2016/wordml/cid" xmlns:w16="http://schemas.microsoft.com/office/word/2018/wordml" xmlns:w16du="http://schemas.microsoft.com/office/word/2023/wordml/word16du" xmlns:w16sdtdh="http://schemas.microsoft.com/office/word/2020/wordml/sdtdatahash" xmlns:w16sdtfl="http://schemas.microsoft.com/office/word/2024/wordml/sdtformatlock" xmlns:w16se="http://schemas.microsoft.com/office/word/2015/wordml/symex" xmlns:wpg="http://schemas.microsoft.com/office/word/2010/wordprocessingGroup" xmlns:wpi="http://schemas.microsoft.com/office/word/2010/wordprocessingInk" xmlns:wne="http://schemas.microsoft.com/office/word/2006/wordml" xmlns:wps="http://schemas.microsoft.com/office/word/2010/wordprocessingShape" mc:Ignorable="w14 w15 w16se w16cid w16 w16cex w16sdtdh w16sdtfl w16du wp14">
   <w:endnote w:type="separator" w:id="-1">
     <w:p>
       <w:r>
@@ -6726,7 +6244,7 @@
 </file>
 
 <file path=word/footer1.xml><?xml version="1.0" encoding="utf-8"?>
-<w:ftr xmlns:wpc="http://schemas.microsoft.com/office/word/2010/wordprocessingCanvas" xmlns:cx="http://schemas.microsoft.com/office/drawing/2014/chartex" xmlns:mc="http://schemas.openxmlformats.org/markup-compatibility/2006" xmlns:o="urn:schemas-microsoft-com:office:office" xmlns:r="http://schemas.openxmlformats.org/officeDocument/2006/relationships" xmlns:m="http://schemas.openxmlformats.org/officeDocument/2006/math" xmlns:v="urn:schemas-microsoft-com:vml" xmlns:wp14="http://schemas.microsoft.com/office/word/2010/wordprocessingDrawing" xmlns:wp="http://schemas.openxmlformats.org/drawingml/2006/wordprocessingDrawing" xmlns:w10="urn:schemas-microsoft-com:office:word" xmlns:w="http://schemas.openxmlformats.org/wordprocessingml/2006/main" xmlns:w14="http://schemas.microsoft.com/office/word/2010/wordml" xmlns:w15="http://schemas.microsoft.com/office/word/2012/wordml" xmlns:w16se="http://schemas.microsoft.com/office/word/2015/wordml/symex" xmlns:wpg="http://schemas.microsoft.com/office/word/2010/wordprocessingGroup" xmlns:wpi="http://schemas.microsoft.com/office/word/2010/wordprocessingInk" xmlns:wne="http://schemas.microsoft.com/office/word/2006/wordml" xmlns:wps="http://schemas.microsoft.com/office/word/2010/wordprocessingShape" mc:Ignorable="w14 w15 w16se wp14">
+<w:ftr xmlns:wpc="http://schemas.microsoft.com/office/word/2010/wordprocessingCanvas" xmlns:cx="http://schemas.microsoft.com/office/drawing/2014/chartex" xmlns:cx1="http://schemas.microsoft.com/office/drawing/2015/9/8/chartex" xmlns:cx2="http://schemas.microsoft.com/office/drawing/2015/10/21/chartex" xmlns:cx3="http://schemas.microsoft.com/office/drawing/2016/5/9/chartex" xmlns:cx4="http://schemas.microsoft.com/office/drawing/2016/5/10/chartex" xmlns:cx5="http://schemas.microsoft.com/office/drawing/2016/5/11/chartex" xmlns:cx6="http://schemas.microsoft.com/office/drawing/2016/5/12/chartex" xmlns:cx7="http://schemas.microsoft.com/office/drawing/2016/5/13/chartex" xmlns:cx8="http://schemas.microsoft.com/office/drawing/2016/5/14/chartex" xmlns:mc="http://schemas.openxmlformats.org/markup-compatibility/2006" xmlns:aink="http://schemas.microsoft.com/office/drawing/2016/ink" xmlns:am3d="http://schemas.microsoft.com/office/drawing/2017/model3d" xmlns:o="urn:schemas-microsoft-com:office:office" xmlns:oel="http://schemas.microsoft.com/office/2019/extlst" xmlns:r="http://schemas.openxmlformats.org/officeDocument/2006/relationships" xmlns:m="http://schemas.openxmlformats.org/officeDocument/2006/math" xmlns:v="urn:schemas-microsoft-com:vml" xmlns:wp14="http://schemas.microsoft.com/office/word/2010/wordprocessingDrawing" xmlns:wp="http://schemas.openxmlformats.org/drawingml/2006/wordprocessingDrawing" xmlns:w10="urn:schemas-microsoft-com:office:word" xmlns:w="http://schemas.openxmlformats.org/wordprocessingml/2006/main" xmlns:w14="http://schemas.microsoft.com/office/word/2010/wordml" xmlns:w15="http://schemas.microsoft.com/office/word/2012/wordml" xmlns:w16cex="http://schemas.microsoft.com/office/word/2018/wordml/cex" xmlns:w16cid="http://schemas.microsoft.com/office/word/2016/wordml/cid" xmlns:w16="http://schemas.microsoft.com/office/word/2018/wordml" xmlns:w16du="http://schemas.microsoft.com/office/word/2023/wordml/word16du" xmlns:w16sdtdh="http://schemas.microsoft.com/office/word/2020/wordml/sdtdatahash" xmlns:w16sdtfl="http://schemas.microsoft.com/office/word/2024/wordml/sdtformatlock" xmlns:w16se="http://schemas.microsoft.com/office/word/2015/wordml/symex" xmlns:wpg="http://schemas.microsoft.com/office/word/2010/wordprocessingGroup" xmlns:wpi="http://schemas.microsoft.com/office/word/2010/wordprocessingInk" xmlns:wne="http://schemas.microsoft.com/office/word/2006/wordml" xmlns:wps="http://schemas.microsoft.com/office/word/2010/wordprocessingShape" mc:Ignorable="w14 w15 w16se w16cid w16 w16cex w16sdtdh w16sdtfl w16du wp14">
   <w:p>
     <w:pPr>
       <w:pStyle w:val="Footer"/>
@@ -6776,7 +6294,7 @@
 </file>
 
 <file path=word/footnotes.xml><?xml version="1.0" encoding="utf-8"?>
-<w:footnotes xmlns:wpc="http://schemas.microsoft.com/office/word/2010/wordprocessingCanvas" xmlns:cx="http://schemas.microsoft.com/office/drawing/2014/chartex" xmlns:mc="http://schemas.openxmlformats.org/markup-compatibility/2006" xmlns:o="urn:schemas-microsoft-com:office:office" xmlns:r="http://schemas.openxmlformats.org/officeDocument/2006/relationships" xmlns:m="http://schemas.openxmlformats.org/officeDocument/2006/math" xmlns:v="urn:schemas-microsoft-com:vml" xmlns:wp14="http://schemas.microsoft.com/office/word/2010/wordprocessingDrawing" xmlns:wp="http://schemas.openxmlformats.org/drawingml/2006/wordprocessingDrawing" xmlns:w10="urn:schemas-microsoft-com:office:word" xmlns:w="http://schemas.openxmlformats.org/wordprocessingml/2006/main" xmlns:w14="http://schemas.microsoft.com/office/word/2010/wordml" xmlns:w15="http://schemas.microsoft.com/office/word/2012/wordml" xmlns:w16se="http://schemas.microsoft.com/office/word/2015/wordml/symex" xmlns:wpg="http://schemas.microsoft.com/office/word/2010/wordprocessingGroup" xmlns:wpi="http://schemas.microsoft.com/office/word/2010/wordprocessingInk" xmlns:wne="http://schemas.microsoft.com/office/word/2006/wordml" xmlns:wps="http://schemas.microsoft.com/office/word/2010/wordprocessingShape" mc:Ignorable="w14 w15 w16se wp14">
+<w:footnotes xmlns:wpc="http://schemas.microsoft.com/office/word/2010/wordprocessingCanvas" xmlns:cx="http://schemas.microsoft.com/office/drawing/2014/chartex" xmlns:cx1="http://schemas.microsoft.com/office/drawing/2015/9/8/chartex" xmlns:cx2="http://schemas.microsoft.com/office/drawing/2015/10/21/chartex" xmlns:cx3="http://schemas.microsoft.com/office/drawing/2016/5/9/chartex" xmlns:cx4="http://schemas.microsoft.com/office/drawing/2016/5/10/chartex" xmlns:cx5="http://schemas.microsoft.com/office/drawing/2016/5/11/chartex" xmlns:cx6="http://schemas.microsoft.com/office/drawing/2016/5/12/chartex" xmlns:cx7="http://schemas.microsoft.com/office/drawing/2016/5/13/chartex" xmlns:cx8="http://schemas.microsoft.com/office/drawing/2016/5/14/chartex" xmlns:mc="http://schemas.openxmlformats.org/markup-compatibility/2006" xmlns:aink="http://schemas.microsoft.com/office/drawing/2016/ink" xmlns:am3d="http://schemas.microsoft.com/office/drawing/2017/model3d" xmlns:o="urn:schemas-microsoft-com:office:office" xmlns:oel="http://schemas.microsoft.com/office/2019/extlst" xmlns:r="http://schemas.openxmlformats.org/officeDocument/2006/relationships" xmlns:m="http://schemas.openxmlformats.org/officeDocument/2006/math" xmlns:v="urn:schemas-microsoft-com:vml" xmlns:wp14="http://schemas.microsoft.com/office/word/2010/wordprocessingDrawing" xmlns:wp="http://schemas.openxmlformats.org/drawingml/2006/wordprocessingDrawing" xmlns:w10="urn:schemas-microsoft-com:office:word" xmlns:w="http://schemas.openxmlformats.org/wordprocessingml/2006/main" xmlns:w14="http://schemas.microsoft.com/office/word/2010/wordml" xmlns:w15="http://schemas.microsoft.com/office/word/2012/wordml" xmlns:w16cex="http://schemas.microsoft.com/office/word/2018/wordml/cex" xmlns:w16cid="http://schemas.microsoft.com/office/word/2016/wordml/cid" xmlns:w16="http://schemas.microsoft.com/office/word/2018/wordml" xmlns:w16du="http://schemas.microsoft.com/office/word/2023/wordml/word16du" xmlns:w16sdtdh="http://schemas.microsoft.com/office/word/2020/wordml/sdtdatahash" xmlns:w16sdtfl="http://schemas.microsoft.com/office/word/2024/wordml/sdtformatlock" xmlns:w16se="http://schemas.microsoft.com/office/word/2015/wordml/symex" xmlns:wpg="http://schemas.microsoft.com/office/word/2010/wordprocessingGroup" xmlns:wpi="http://schemas.microsoft.com/office/word/2010/wordprocessingInk" xmlns:wne="http://schemas.microsoft.com/office/word/2006/wordml" xmlns:wps="http://schemas.microsoft.com/office/word/2010/wordprocessingShape" mc:Ignorable="w14 w15 w16se w16cid w16 w16cex w16sdtdh w16sdtfl w16du wp14">
   <w:footnote w:type="separator" w:id="-1">
     <w:p>
       <w:r>
@@ -6795,7 +6313,7 @@
 </file>
 
 <file path=word/header1.xml><?xml version="1.0" encoding="utf-8"?>
-<w:hdr xmlns:wpc="http://schemas.microsoft.com/office/word/2010/wordprocessingCanvas" xmlns:cx="http://schemas.microsoft.com/office/drawing/2014/chartex" xmlns:mc="http://schemas.openxmlformats.org/markup-compatibility/2006" xmlns:o="urn:schemas-microsoft-com:office:office" xmlns:r="http://schemas.openxmlformats.org/officeDocument/2006/relationships" xmlns:m="http://schemas.openxmlformats.org/officeDocument/2006/math" xmlns:v="urn:schemas-microsoft-com:vml" xmlns:wp14="http://schemas.microsoft.com/office/word/2010/wordprocessingDrawing" xmlns:wp="http://schemas.openxmlformats.org/drawingml/2006/wordprocessingDrawing" xmlns:w10="urn:schemas-microsoft-com:office:word" xmlns:w="http://schemas.openxmlformats.org/wordprocessingml/2006/main" xmlns:w14="http://schemas.microsoft.com/office/word/2010/wordml" xmlns:w15="http://schemas.microsoft.com/office/word/2012/wordml" xmlns:w16se="http://schemas.microsoft.com/office/word/2015/wordml/symex" xmlns:wpg="http://schemas.microsoft.com/office/word/2010/wordprocessingGroup" xmlns:wpi="http://schemas.microsoft.com/office/word/2010/wordprocessingInk" xmlns:wne="http://schemas.microsoft.com/office/word/2006/wordml" xmlns:wps="http://schemas.microsoft.com/office/word/2010/wordprocessingShape" mc:Ignorable="w14 w15 w16se wp14">
+<w:hdr xmlns:wpc="http://schemas.microsoft.com/office/word/2010/wordprocessingCanvas" xmlns:cx="http://schemas.microsoft.com/office/drawing/2014/chartex" xmlns:cx1="http://schemas.microsoft.com/office/drawing/2015/9/8/chartex" xmlns:cx2="http://schemas.microsoft.com/office/drawing/2015/10/21/chartex" xmlns:cx3="http://schemas.microsoft.com/office/drawing/2016/5/9/chartex" xmlns:cx4="http://schemas.microsoft.com/office/drawing/2016/5/10/chartex" xmlns:cx5="http://schemas.microsoft.com/office/drawing/2016/5/11/chartex" xmlns:cx6="http://schemas.microsoft.com/office/drawing/2016/5/12/chartex" xmlns:cx7="http://schemas.microsoft.com/office/drawing/2016/5/13/chartex" xmlns:cx8="http://schemas.microsoft.com/office/drawing/2016/5/14/chartex" xmlns:mc="http://schemas.openxmlformats.org/markup-compatibility/2006" xmlns:aink="http://schemas.microsoft.com/office/drawing/2016/ink" xmlns:am3d="http://schemas.microsoft.com/office/drawing/2017/model3d" xmlns:o="urn:schemas-microsoft-com:office:office" xmlns:oel="http://schemas.microsoft.com/office/2019/extlst" xmlns:r="http://schemas.openxmlformats.org/officeDocument/2006/relationships" xmlns:m="http://schemas.openxmlformats.org/officeDocument/2006/math" xmlns:v="urn:schemas-microsoft-com:vml" xmlns:wp14="http://schemas.microsoft.com/office/word/2010/wordprocessingDrawing" xmlns:wp="http://schemas.openxmlformats.org/drawingml/2006/wordprocessingDrawing" xmlns:w10="urn:schemas-microsoft-com:office:word" xmlns:w="http://schemas.openxmlformats.org/wordprocessingml/2006/main" xmlns:w14="http://schemas.microsoft.com/office/word/2010/wordml" xmlns:w15="http://schemas.microsoft.com/office/word/2012/wordml" xmlns:w16cex="http://schemas.microsoft.com/office/word/2018/wordml/cex" xmlns:w16cid="http://schemas.microsoft.com/office/word/2016/wordml/cid" xmlns:w16="http://schemas.microsoft.com/office/word/2018/wordml" xmlns:w16du="http://schemas.microsoft.com/office/word/2023/wordml/word16du" xmlns:w16sdtdh="http://schemas.microsoft.com/office/word/2020/wordml/sdtdatahash" xmlns:w16sdtfl="http://schemas.microsoft.com/office/word/2024/wordml/sdtformatlock" xmlns:w16se="http://schemas.microsoft.com/office/word/2015/wordml/symex" xmlns:wpg="http://schemas.microsoft.com/office/word/2010/wordprocessingGroup" xmlns:wpi="http://schemas.microsoft.com/office/word/2010/wordprocessingInk" xmlns:wne="http://schemas.microsoft.com/office/word/2006/wordml" xmlns:wps="http://schemas.microsoft.com/office/word/2010/wordprocessingShape" mc:Ignorable="w14 w15 w16se w16cid w16 w16cex w16sdtdh w16sdtfl w16du wp14">
   <w:p>
     <w:pPr>
       <w:pStyle w:val="Header"/>
@@ -6852,7 +6370,7 @@
 </file>
 
 <file path=word/styles.xml><?xml version="1.0" encoding="utf-8"?>
-<w:styles xmlns:mc="http://schemas.openxmlformats.org/markup-compatibility/2006" xmlns:r="http://schemas.openxmlformats.org/officeDocument/2006/relationships" xmlns:w="http://schemas.openxmlformats.org/wordprocessingml/2006/main" xmlns:w14="http://schemas.microsoft.com/office/word/2010/wordml" xmlns:w15="http://schemas.microsoft.com/office/word/2012/wordml" xmlns:w16se="http://schemas.microsoft.com/office/word/2015/wordml/symex" mc:Ignorable="w14 w15 w16se">
+<w:styles xmlns:mc="http://schemas.openxmlformats.org/markup-compatibility/2006" xmlns:r="http://schemas.openxmlformats.org/officeDocument/2006/relationships" xmlns:w="http://schemas.openxmlformats.org/wordprocessingml/2006/main" xmlns:w14="http://schemas.microsoft.com/office/word/2010/wordml" xmlns:w15="http://schemas.microsoft.com/office/word/2012/wordml" xmlns:w16cex="http://schemas.microsoft.com/office/word/2018/wordml/cex" xmlns:w16cid="http://schemas.microsoft.com/office/word/2016/wordml/cid" xmlns:w16="http://schemas.microsoft.com/office/word/2018/wordml" xmlns:w16du="http://schemas.microsoft.com/office/word/2023/wordml/word16du" xmlns:w16sdtdh="http://schemas.microsoft.com/office/word/2020/wordml/sdtdatahash" xmlns:w16sdtfl="http://schemas.microsoft.com/office/word/2024/wordml/sdtformatlock" xmlns:w16se="http://schemas.microsoft.com/office/word/2015/wordml/symex" mc:Ignorable="w14 w15 w16se w16cid w16 w16cex w16sdtdh w16sdtfl w16du">
   <w:docDefaults>
     <w:rPrDefault>
       <w:rPr>
@@ -6862,7 +6380,7 @@
     </w:rPrDefault>
     <w:pPrDefault/>
   </w:docDefaults>
-  <w:latentStyles w:defLockedState="0" w:defUIPriority="0" w:defSemiHidden="0" w:defUnhideWhenUsed="0" w:defQFormat="0" w:count="371">
+  <w:latentStyles w:defLockedState="0" w:defUIPriority="0" w:defSemiHidden="0" w:defUnhideWhenUsed="0" w:defQFormat="0" w:count="376">
     <w:lsdException w:name="Normal" w:qFormat="1"/>
     <w:lsdException w:name="heading 1" w:qFormat="1"/>
     <w:lsdException w:name="heading 2" w:semiHidden="1" w:unhideWhenUsed="1" w:qFormat="1"/>
@@ -7139,6 +6657,11 @@
     <w:lsdException w:name="List Table 5 Dark Accent 6" w:uiPriority="50"/>
     <w:lsdException w:name="List Table 6 Colorful Accent 6" w:uiPriority="51"/>
     <w:lsdException w:name="List Table 7 Colorful Accent 6" w:uiPriority="52"/>
+    <w:lsdException w:name="Mention" w:semiHidden="1" w:uiPriority="99" w:unhideWhenUsed="1"/>
+    <w:lsdException w:name="Smart Hyperlink" w:semiHidden="1" w:uiPriority="99" w:unhideWhenUsed="1"/>
+    <w:lsdException w:name="Hashtag" w:semiHidden="1" w:uiPriority="99" w:unhideWhenUsed="1"/>
+    <w:lsdException w:name="Unresolved Mention" w:semiHidden="1" w:uiPriority="99" w:unhideWhenUsed="1"/>
+    <w:lsdException w:name="Smart Link" w:semiHidden="1" w:uiPriority="99" w:unhideWhenUsed="1"/>
   </w:latentStyles>
   <w:style w:type="paragraph" w:default="1" w:styleId="Normal">
     <w:name w:val="Normal"/>

--- a/public/templates/ket-qua-thncd/M165. Phieu thong tin nguoi chap hanh xong hinh phat tu.docx
+++ b/public/templates/ket-qua-thncd/M165. Phieu thong tin nguoi chap hanh xong hinh phat tu.docx
@@ -48,7 +48,16 @@
                 <w:sz w:val="26"/>
                 <w:szCs w:val="26"/>
               </w:rPr>
-              <w:t>CÔNG AN PHƯỜNG HÀNG GÒN</w:t>
+              <w:t xml:space="preserve">CÔNG AN PHƯỜNG HÀNG </w:t>
+            </w:r>
+            <w:proofErr w:type="gramStart"/>
+            <w:r>
+              <w:rPr>
+                <w:b/>
+                <w:sz w:val="26"/>
+                <w:szCs w:val="26"/>
+              </w:rPr>
+              <w:t>GÒN</w:t>
             </w:r>
             <w:r>
               <w:rPr>
@@ -57,7 +66,17 @@
                 <w:szCs w:val="26"/>
                 <w:vertAlign w:val="superscript"/>
               </w:rPr>
-              <w:t>(1)</w:t>
+              <w:t>(</w:t>
+            </w:r>
+            <w:proofErr w:type="gramEnd"/>
+            <w:r>
+              <w:rPr>
+                <w:b/>
+                <w:sz w:val="26"/>
+                <w:szCs w:val="26"/>
+                <w:vertAlign w:val="superscript"/>
+              </w:rPr>
+              <w:t>1)</w:t>
             </w:r>
           </w:p>
         </w:tc>
@@ -425,7 +444,15 @@
           <w:sz w:val="26"/>
           <w:szCs w:val="26"/>
         </w:rPr>
-        <w:t>…………</w:t>
+        <w:t>………</w:t>
+      </w:r>
+      <w:proofErr w:type="gramStart"/>
+      <w:r>
+        <w:rPr>
+          <w:sz w:val="26"/>
+          <w:szCs w:val="26"/>
+        </w:rPr>
+        <w:t>…</w:t>
       </w:r>
       <w:r>
         <w:rPr>
@@ -435,6 +462,7 @@
         </w:rPr>
         <w:t>(</w:t>
       </w:r>
+      <w:proofErr w:type="gramEnd"/>
       <w:r>
         <w:rPr>
           <w:sz w:val="26"/>
@@ -630,7 +658,16 @@
           <w:szCs w:val="26"/>
           <w:highlight w:val="yellow"/>
         </w:rPr>
-        <w:t xml:space="preserve"> {GIOITINH}</w:t>
+        <w:t xml:space="preserve"> {GIOITINH</w:t>
+      </w:r>
+      <w:proofErr w:type="gramStart"/>
+      <w:r>
+        <w:rPr>
+          <w:sz w:val="26"/>
+          <w:szCs w:val="26"/>
+          <w:highlight w:val="yellow"/>
+        </w:rPr>
+        <w:t>}</w:t>
       </w:r>
       <w:r>
         <w:rPr>
@@ -644,7 +681,15 @@
           <w:sz w:val="26"/>
           <w:szCs w:val="26"/>
         </w:rPr>
-        <w:t xml:space="preserve">                    </w:t>
+        <w:t xml:space="preserve">   </w:t>
+      </w:r>
+      <w:proofErr w:type="gramEnd"/>
+      <w:r>
+        <w:rPr>
+          <w:sz w:val="26"/>
+          <w:szCs w:val="26"/>
+        </w:rPr>
+        <w:t xml:space="preserve">                 </w:t>
       </w:r>
       <w:r>
         <w:rPr>
@@ -1004,7 +1049,16 @@
           <w:szCs w:val="26"/>
           <w:highlight w:val="yellow"/>
         </w:rPr>
-        <w:t xml:space="preserve"> {TONGIAO}</w:t>
+        <w:t xml:space="preserve"> {TONGIAO</w:t>
+      </w:r>
+      <w:proofErr w:type="gramStart"/>
+      <w:r>
+        <w:rPr>
+          <w:sz w:val="26"/>
+          <w:szCs w:val="26"/>
+          <w:highlight w:val="yellow"/>
+        </w:rPr>
+        <w:t>}</w:t>
       </w:r>
       <w:r>
         <w:rPr>
@@ -1020,6 +1074,7 @@
         </w:rPr>
         <w:t>9</w:t>
       </w:r>
+      <w:proofErr w:type="gramEnd"/>
       <w:r>
         <w:rPr>
           <w:sz w:val="26"/>
@@ -1088,7 +1143,15 @@
           <w:sz w:val="26"/>
           <w:szCs w:val="26"/>
         </w:rPr>
-        <w:t>- Nghề trước khi bị bắt</w:t>
+        <w:t xml:space="preserve">- Nghề trước khi bị </w:t>
+      </w:r>
+      <w:proofErr w:type="gramStart"/>
+      <w:r>
+        <w:rPr>
+          <w:sz w:val="26"/>
+          <w:szCs w:val="26"/>
+        </w:rPr>
+        <w:t>bắt</w:t>
       </w:r>
       <w:r>
         <w:rPr>
@@ -1102,14 +1165,30 @@
           <w:sz w:val="20"/>
           <w:szCs w:val="20"/>
         </w:rPr>
-        <w:t>…………………</w:t>
-      </w:r>
-      <w:r>
-        <w:rPr>
-          <w:sz w:val="20"/>
-          <w:szCs w:val="20"/>
-        </w:rPr>
-        <w:t>……………………………………</w:t>
+        <w:t>…</w:t>
+      </w:r>
+      <w:proofErr w:type="gramEnd"/>
+      <w:r>
+        <w:rPr>
+          <w:sz w:val="20"/>
+          <w:szCs w:val="20"/>
+        </w:rPr>
+        <w:t>………………</w:t>
+      </w:r>
+      <w:r>
+        <w:rPr>
+          <w:sz w:val="20"/>
+          <w:szCs w:val="20"/>
+        </w:rPr>
+        <w:t>…………………………………</w:t>
+      </w:r>
+      <w:proofErr w:type="gramStart"/>
+      <w:r>
+        <w:rPr>
+          <w:sz w:val="20"/>
+          <w:szCs w:val="20"/>
+        </w:rPr>
+        <w:t>…</w:t>
       </w:r>
       <w:r>
         <w:rPr>
@@ -1118,12 +1197,21 @@
         </w:rPr>
         <w:t>..</w:t>
       </w:r>
-      <w:r>
-        <w:rPr>
-          <w:sz w:val="20"/>
-          <w:szCs w:val="20"/>
-        </w:rPr>
-        <w:t>…………………………….</w:t>
+      <w:proofErr w:type="gramEnd"/>
+      <w:r>
+        <w:rPr>
+          <w:sz w:val="20"/>
+          <w:szCs w:val="20"/>
+        </w:rPr>
+        <w:t>…………………………</w:t>
+      </w:r>
+      <w:proofErr w:type="gramStart"/>
+      <w:r>
+        <w:rPr>
+          <w:sz w:val="20"/>
+          <w:szCs w:val="20"/>
+        </w:rPr>
+        <w:t>….</w:t>
       </w:r>
       <w:r>
         <w:rPr>
@@ -1132,6 +1220,7 @@
         </w:rPr>
         <w:t>.</w:t>
       </w:r>
+      <w:proofErr w:type="gramEnd"/>
     </w:p>
     <w:p>
       <w:pPr>
@@ -1259,7 +1348,15 @@
           <w:sz w:val="20"/>
           <w:szCs w:val="20"/>
         </w:rPr>
-        <w:t>……………</w:t>
+        <w:t>…………</w:t>
+      </w:r>
+      <w:proofErr w:type="gramStart"/>
+      <w:r>
+        <w:rPr>
+          <w:sz w:val="20"/>
+          <w:szCs w:val="20"/>
+        </w:rPr>
+        <w:t>…</w:t>
       </w:r>
       <w:r>
         <w:rPr>
@@ -1268,6 +1365,7 @@
         </w:rPr>
         <w:t>..</w:t>
       </w:r>
+      <w:proofErr w:type="gramEnd"/>
       <w:r>
         <w:rPr>
           <w:sz w:val="20"/>
@@ -1347,7 +1445,15 @@
           <w:sz w:val="20"/>
           <w:szCs w:val="20"/>
         </w:rPr>
-        <w:t>………………………………………</w:t>
+        <w:t>……………………………………</w:t>
+      </w:r>
+      <w:proofErr w:type="gramStart"/>
+      <w:r>
+        <w:rPr>
+          <w:sz w:val="20"/>
+          <w:szCs w:val="20"/>
+        </w:rPr>
+        <w:t>…</w:t>
       </w:r>
       <w:r>
         <w:rPr>
@@ -1356,6 +1462,7 @@
         </w:rPr>
         <w:t>..</w:t>
       </w:r>
+      <w:proofErr w:type="gramEnd"/>
       <w:r>
         <w:rPr>
           <w:sz w:val="20"/>
@@ -1434,7 +1541,15 @@
           <w:sz w:val="20"/>
           <w:szCs w:val="20"/>
         </w:rPr>
-        <w:t>……</w:t>
+        <w:t>…</w:t>
+      </w:r>
+      <w:proofErr w:type="gramStart"/>
+      <w:r>
+        <w:rPr>
+          <w:sz w:val="20"/>
+          <w:szCs w:val="20"/>
+        </w:rPr>
+        <w:t>…</w:t>
       </w:r>
       <w:r>
         <w:rPr>
@@ -1443,6 +1558,7 @@
         </w:rPr>
         <w:t>..</w:t>
       </w:r>
+      <w:proofErr w:type="gramEnd"/>
       <w:r>
         <w:rPr>
           <w:sz w:val="20"/>
@@ -1507,8 +1623,17 @@
           <w:sz w:val="20"/>
           <w:szCs w:val="20"/>
         </w:rPr>
-        <w:t>……..</w:t>
-      </w:r>
+        <w:t>…</w:t>
+      </w:r>
+      <w:proofErr w:type="gramStart"/>
+      <w:r>
+        <w:rPr>
+          <w:sz w:val="20"/>
+          <w:szCs w:val="20"/>
+        </w:rPr>
+        <w:t>…..</w:t>
+      </w:r>
+      <w:proofErr w:type="gramEnd"/>
       <w:r>
         <w:rPr>
           <w:sz w:val="20"/>
@@ -1725,7 +1850,15 @@
           <w:szCs w:val="20"/>
           <w:highlight w:val="yellow"/>
         </w:rPr>
-        <w:t xml:space="preserve"> {NGAYCHXAPT}/{THANGCHXAPT}/{NAMCHXAPT}</w:t>
+        <w:t xml:space="preserve"> {</w:t>
+      </w:r>
+      <w:r>
+        <w:rPr>
+          <w:sz w:val="26"/>
+          <w:szCs w:val="26"/>
+          <w:highlight w:val="yellow"/>
+        </w:rPr>
+        <w:t>NGAYCHXAPT}/{THANGCHXAPT}/{NAMCHXAPT}</w:t>
       </w:r>
       <w:r>
         <w:rPr>
@@ -2034,16 +2167,36 @@
           <w:sz w:val="26"/>
           <w:szCs w:val="26"/>
         </w:rPr>
-        <w:t>xoá án tích:</w:t>
-      </w:r>
+        <w:t xml:space="preserve">xoá án </w:t>
+      </w:r>
+      <w:proofErr w:type="gramStart"/>
       <w:r>
         <w:rPr>
           <w:bCs/>
           <w:color w:val="000000"/>
-          <w:sz w:val="20"/>
-          <w:szCs w:val="20"/>
-        </w:rPr>
-        <w:t>........../........../............</w:t>
+          <w:sz w:val="26"/>
+          <w:szCs w:val="26"/>
+        </w:rPr>
+        <w:t>tích:</w:t>
+      </w:r>
+      <w:r>
+        <w:rPr>
+          <w:bCs/>
+          <w:color w:val="000000"/>
+          <w:sz w:val="20"/>
+          <w:szCs w:val="20"/>
+        </w:rPr>
+        <w:t>..........</w:t>
+      </w:r>
+      <w:proofErr w:type="gramEnd"/>
+      <w:r>
+        <w:rPr>
+          <w:bCs/>
+          <w:color w:val="000000"/>
+          <w:sz w:val="20"/>
+          <w:szCs w:val="20"/>
+        </w:rPr>
+        <w:t>/........../............</w:t>
       </w:r>
       <w:r>
         <w:rPr>
@@ -2115,8 +2268,17 @@
           <w:sz w:val="20"/>
           <w:szCs w:val="20"/>
         </w:rPr>
-        <w:t>………..</w:t>
-      </w:r>
+        <w:t>……</w:t>
+      </w:r>
+      <w:proofErr w:type="gramStart"/>
+      <w:r>
+        <w:rPr>
+          <w:sz w:val="20"/>
+          <w:szCs w:val="20"/>
+        </w:rPr>
+        <w:t>…..</w:t>
+      </w:r>
+      <w:proofErr w:type="gramEnd"/>
       <w:r>
         <w:rPr>
           <w:sz w:val="26"/>
@@ -2215,15 +2377,33 @@
           <w:sz w:val="20"/>
           <w:szCs w:val="20"/>
         </w:rPr>
-        <w:t>……..</w:t>
-      </w:r>
-      <w:r>
-        <w:rPr>
-          <w:sz w:val="20"/>
-          <w:szCs w:val="20"/>
-        </w:rPr>
-        <w:t>………………………………………..</w:t>
-      </w:r>
+        <w:t>…</w:t>
+      </w:r>
+      <w:proofErr w:type="gramStart"/>
+      <w:r>
+        <w:rPr>
+          <w:sz w:val="20"/>
+          <w:szCs w:val="20"/>
+        </w:rPr>
+        <w:t>…..</w:t>
+      </w:r>
+      <w:proofErr w:type="gramEnd"/>
+      <w:r>
+        <w:rPr>
+          <w:sz w:val="20"/>
+          <w:szCs w:val="20"/>
+        </w:rPr>
+        <w:t>……………………………………</w:t>
+      </w:r>
+      <w:proofErr w:type="gramStart"/>
+      <w:r>
+        <w:rPr>
+          <w:sz w:val="20"/>
+          <w:szCs w:val="20"/>
+        </w:rPr>
+        <w:t>…..</w:t>
+      </w:r>
+      <w:proofErr w:type="gramEnd"/>
       <w:r>
         <w:rPr>
           <w:sz w:val="20"/>
@@ -3277,7 +3457,15 @@
           <w:sz w:val="26"/>
           <w:szCs w:val="26"/>
         </w:rPr>
-        <w:t>Ngày tháng:</w:t>
+        <w:t xml:space="preserve">Ngày </w:t>
+      </w:r>
+      <w:proofErr w:type="gramStart"/>
+      <w:r>
+        <w:rPr>
+          <w:sz w:val="26"/>
+          <w:szCs w:val="26"/>
+        </w:rPr>
+        <w:t>tháng:</w:t>
       </w:r>
       <w:r>
         <w:rPr>
@@ -3286,7 +3474,17 @@
           <w:sz w:val="20"/>
           <w:szCs w:val="20"/>
         </w:rPr>
-        <w:t>........../........../............</w:t>
+        <w:t>..........</w:t>
+      </w:r>
+      <w:proofErr w:type="gramEnd"/>
+      <w:r>
+        <w:rPr>
+          <w:bCs/>
+          <w:color w:val="000000"/>
+          <w:sz w:val="20"/>
+          <w:szCs w:val="20"/>
+        </w:rPr>
+        <w:t>/........../............</w:t>
       </w:r>
     </w:p>
     <w:p>
@@ -3656,7 +3854,47 @@
                 <w:i/>
                 <w:sz w:val="26"/>
               </w:rPr>
-              <w:t>Hàng Gòn, ngày….tháng ….. năm……</w:t>
+              <w:t>Hàng Gòn, ngày</w:t>
+            </w:r>
+            <w:proofErr w:type="gramStart"/>
+            <w:r>
+              <w:rPr>
+                <w:i/>
+                <w:sz w:val="26"/>
+              </w:rPr>
+              <w:t>….tháng</w:t>
+            </w:r>
+            <w:proofErr w:type="gramEnd"/>
+            <w:r>
+              <w:rPr>
+                <w:i/>
+                <w:sz w:val="26"/>
+              </w:rPr>
+              <w:t xml:space="preserve"> </w:t>
+            </w:r>
+            <w:proofErr w:type="gramStart"/>
+            <w:r>
+              <w:rPr>
+                <w:i/>
+                <w:sz w:val="26"/>
+              </w:rPr>
+              <w:t>…..</w:t>
+            </w:r>
+            <w:proofErr w:type="gramEnd"/>
+            <w:r>
+              <w:rPr>
+                <w:i/>
+                <w:sz w:val="26"/>
+              </w:rPr>
+              <w:t xml:space="preserve"> năm…</w:t>
+            </w:r>
+            <w:proofErr w:type="gramStart"/>
+            <w:r>
+              <w:rPr>
+                <w:i/>
+                <w:sz w:val="26"/>
+              </w:rPr>
+              <w:t>…</w:t>
             </w:r>
             <w:r>
               <w:rPr>
@@ -3664,7 +3902,16 @@
                 <w:sz w:val="26"/>
                 <w:vertAlign w:val="superscript"/>
               </w:rPr>
-              <w:t>(4)</w:t>
+              <w:t>(</w:t>
+            </w:r>
+            <w:proofErr w:type="gramEnd"/>
+            <w:r>
+              <w:rPr>
+                <w:i/>
+                <w:sz w:val="26"/>
+                <w:vertAlign w:val="superscript"/>
+              </w:rPr>
+              <w:t>4)</w:t>
             </w:r>
           </w:p>
           <w:p>
@@ -3716,7 +3963,15 @@
                 <w:i/>
                 <w:sz w:val="18"/>
               </w:rPr>
-              <w:t xml:space="preserve">Ghi rõ cấp hàm, họ </w:t>
+              <w:t xml:space="preserve">Ghi </w:t>
+            </w:r>
+            <w:proofErr w:type="gramStart"/>
+            <w:r>
+              <w:rPr>
+                <w:i/>
+                <w:sz w:val="18"/>
+              </w:rPr>
+              <w:t xml:space="preserve">rõ cấp hàm, họ </w:t>
             </w:r>
             <w:r>
               <w:rPr>
@@ -3737,7 +3992,15 @@
                 <w:i/>
                 <w:sz w:val="18"/>
               </w:rPr>
-              <w:t xml:space="preserve"> đóng dấu)</w:t>
+              <w:t xml:space="preserve"> đóng dấu</w:t>
+            </w:r>
+            <w:proofErr w:type="gramEnd"/>
+            <w:r>
+              <w:rPr>
+                <w:i/>
+                <w:sz w:val="18"/>
+              </w:rPr>
+              <w:t>)</w:t>
             </w:r>
           </w:p>
           <w:p>
@@ -3822,6 +4085,7 @@
               </w:rPr>
               <w:t>………</w:t>
             </w:r>
+            <w:proofErr w:type="gramStart"/>
             <w:r>
               <w:rPr>
                 <w:sz w:val="20"/>
@@ -3829,12 +4093,21 @@
               </w:rPr>
               <w:t>…..</w:t>
             </w:r>
+            <w:proofErr w:type="gramEnd"/>
             <w:r>
               <w:rPr>
                 <w:sz w:val="20"/>
                 <w:szCs w:val="20"/>
               </w:rPr>
-              <w:t>……</w:t>
+              <w:t>…</w:t>
+            </w:r>
+            <w:proofErr w:type="gramStart"/>
+            <w:r>
+              <w:rPr>
+                <w:sz w:val="20"/>
+                <w:szCs w:val="20"/>
+              </w:rPr>
+              <w:t>…</w:t>
             </w:r>
             <w:r>
               <w:rPr>
@@ -3842,7 +4115,16 @@
                 <w:szCs w:val="26"/>
                 <w:vertAlign w:val="superscript"/>
               </w:rPr>
-              <w:t>(6)</w:t>
+              <w:t>(</w:t>
+            </w:r>
+            <w:proofErr w:type="gramEnd"/>
+            <w:r>
+              <w:rPr>
+                <w:sz w:val="26"/>
+                <w:szCs w:val="26"/>
+                <w:vertAlign w:val="superscript"/>
+              </w:rPr>
+              <w:t>6)</w:t>
             </w:r>
             <w:r>
               <w:rPr>
